--- a/docs/Research_Gap_Student2.docx
+++ b/docs/Research_Gap_Student2.docx
@@ -53,7 +53,7 @@
           <w:i/>
           <w:sz w:val="20"/>
         </w:rPr>
-        <w:t>Prepared by [Student 2 Name] ([Reg. No.]). Gaps are stated in our own words based on our reading of each paper, not copied from the papers.</w:t>
+        <w:t>Prepared by Somasundar Shivappa Badami (24BIT0465). Gaps are stated in our own words based on our reading of each paper, not copied from the papers.</w:t>
       </w:r>
     </w:p>
     <w:p>
